--- a/corpus/release/revisions.docx
+++ b/corpus/release/revisions.docx
@@ -6,7 +6,7 @@
       <w:r>
         <w:t>修订前文</w:t>
       </w:r>
-      <w:ins w:id="1" w:author="审稿人" w:date="2026-08-06T10:12:00Z">
+      <w:ins w:id="1" w:author="审稿人" w:date="2026-08-08T00:00:00Z">
         <w:r>
           <w:t>已插入内容</w:t>
         </w:r>
@@ -19,7 +19,7 @@
       <w:r>
         <w:t>保留</w:t>
       </w:r>
-      <w:del w:id="2" w:author="审稿人" w:date="2026-08-06T10:12:00Z">
+      <w:del w:id="2" w:author="审稿人" w:date="2026-08-08T00:00:00Z">
         <w:r>
           <w:delText>旧文本</w:delText>
         </w:r>
@@ -28,7 +28,7 @@
     <w:p>
       <w:pPr>
         <w:rPr>
-          <w:ins w:id="3" w:author="审稿人" w:date="2026-08-06T10:12:00Z"/>
+          <w:ins w:id="3" w:author="审稿人" w:date="2026-08-08T00:00:00Z"/>
         </w:rPr>
       </w:pPr>
       <w:r>
@@ -37,7 +37,7 @@
     </w:p>
     <w:p>
       <w:fldSimple w:instr=" PAGE ">
-        <w:ins w:id="4" w:author="审稿人" w:date="2026-08-06T10:12:00Z">
+        <w:ins w:id="4" w:author="审稿人" w:date="2026-08-08T00:00:00Z">
           <w:r>
             <w:t>字段内插入</w:t>
           </w:r>
@@ -46,7 +46,7 @@
     </w:p>
     <w:p>
       <m:oMath>
-        <w:ins w:id="5" w:author="审稿人" w:date="2026-08-06T10:12:00Z">
+        <w:ins w:id="5" w:author="审稿人" w:date="2026-08-08T00:00:00Z">
           <w:r>
             <w:t>公式内插入</w:t>
           </w:r>
@@ -54,21 +54,21 @@
       </m:oMath>
     </w:p>
     <w:p>
-      <w:ins w:id="6" w:author="审稿人" w:date="2026-08-06T10:12:00Z">
+      <w:ins w:id="6" w:author="审稿人" w:date="2026-08-08T00:00:00Z">
         <w:r>
           <w:t>修订五</w:t>
         </w:r>
       </w:ins>
     </w:p>
     <w:p>
-      <w:del w:id="7" w:author="审稿人" w:date="2026-08-06T10:12:00Z">
+      <w:del w:id="7" w:author="审稿人" w:date="2026-08-08T00:00:00Z">
         <w:r>
           <w:delText>修订六</w:delText>
         </w:r>
       </w:del>
     </w:p>
     <w:p>
-      <w:ins w:id="8" w:author="审稿人" w:date="2026-08-06T10:12:00Z">
+      <w:ins w:id="8" w:author="审稿人" w:date="2026-08-08T00:00:00Z">
         <w:r>
           <w:t>修订七</w:t>
         </w:r>
